--- a/docs/manuals/dm/DM05-文件變更歷程查詢.docx
+++ b/docs/manuals/dm/DM05-文件變更歷程查詢.docx
@@ -7,6 +7,8 @@
         <w:spacing w:after="0"/>
         <w:jc w:val="center"/>
       </w:pPr>
+      <w:bookmarkStart w:id="0" w:name="_GoBack"/>
+      <w:bookmarkEnd w:id="0"/>
     </w:p>
     <w:p>
       <w:pPr>
@@ -155,7 +157,13 @@
         <w:rPr>
           <w:sz w:val="44"/>
         </w:rPr>
-        <w:t>DM05 文件變更歷程查詢</w:t>
+        <w:t xml:space="preserve">DM05 </w:t>
+      </w:r>
+      <w:r>
+        <w:rPr>
+          <w:sz w:val="44"/>
+        </w:rPr>
+        <w:t>文件變更歷程查詢</w:t>
       </w:r>
     </w:p>
     <w:p>
@@ -191,20 +199,26 @@
     <w:tbl>
       <w:tblPr>
         <w:tblStyle w:val="aff2"/>
-        <w:tblW w:type="auto" w:w="0"/>
+        <w:tblW w:w="0" w:type="auto"/>
         <w:jc w:val="center"/>
-        <w:tblLook w:firstColumn="1" w:firstRow="1" w:lastColumn="0" w:lastRow="0" w:noHBand="0" w:noVBand="1" w:val="04A0"/>
+        <w:tblLook w:val="04A0" w:firstRow="1" w:lastRow="0" w:firstColumn="1" w:lastColumn="0" w:noHBand="0" w:noVBand="1"/>
       </w:tblPr>
       <w:tblGrid>
-        <w:gridCol w:w="4680"/>
-        <w:gridCol w:w="4680"/>
+        <w:gridCol w:w="2160"/>
+        <w:gridCol w:w="3600"/>
       </w:tblGrid>
       <w:tr>
+        <w:trPr>
+          <w:jc w:val="center"/>
+        </w:trPr>
         <w:tc>
           <w:tcPr>
-            <w:tcW w:type="dxa" w:w="2160"/>
+            <w:tcW w:w="2160" w:type="dxa"/>
           </w:tcPr>
           <w:p>
+            <w:pPr>
+              <w:spacing w:before="60" w:after="60"/>
+            </w:pPr>
             <w:r>
               <w:t>版本</w:t>
             </w:r>
@@ -212,9 +226,12 @@
         </w:tc>
         <w:tc>
           <w:tcPr>
-            <w:tcW w:type="dxa" w:w="3600"/>
+            <w:tcW w:w="3600" w:type="dxa"/>
           </w:tcPr>
           <w:p>
+            <w:pPr>
+              <w:spacing w:before="60" w:after="60"/>
+            </w:pPr>
             <w:r>
               <w:t>1.0</w:t>
             </w:r>
@@ -222,11 +239,17 @@
         </w:tc>
       </w:tr>
       <w:tr>
+        <w:trPr>
+          <w:jc w:val="center"/>
+        </w:trPr>
         <w:tc>
           <w:tcPr>
-            <w:tcW w:type="dxa" w:w="2160"/>
+            <w:tcW w:w="2160" w:type="dxa"/>
           </w:tcPr>
           <w:p>
+            <w:pPr>
+              <w:spacing w:before="60" w:after="60"/>
+            </w:pPr>
             <w:r>
               <w:t>建立日期</w:t>
             </w:r>
@@ -234,21 +257,30 @@
         </w:tc>
         <w:tc>
           <w:tcPr>
-            <w:tcW w:type="dxa" w:w="3600"/>
+            <w:tcW w:w="3600" w:type="dxa"/>
           </w:tcPr>
           <w:p>
+            <w:pPr>
+              <w:spacing w:before="60" w:after="60"/>
+            </w:pPr>
             <w:r>
-              <w:t>2026/10/19</w:t>
+              <w:t>2026/10/20</w:t>
             </w:r>
           </w:p>
         </w:tc>
       </w:tr>
       <w:tr>
+        <w:trPr>
+          <w:jc w:val="center"/>
+        </w:trPr>
         <w:tc>
           <w:tcPr>
-            <w:tcW w:type="dxa" w:w="2160"/>
+            <w:tcW w:w="2160" w:type="dxa"/>
           </w:tcPr>
           <w:p>
+            <w:pPr>
+              <w:spacing w:before="60" w:after="60"/>
+            </w:pPr>
             <w:r>
               <w:t>更新日期</w:t>
             </w:r>
@@ -256,19 +288,27 @@
         </w:tc>
         <w:tc>
           <w:tcPr>
-            <w:tcW w:type="dxa" w:w="3600"/>
+            <w:tcW w:w="3600" w:type="dxa"/>
           </w:tcPr>
           <w:p>
-            <w:r/>
+            <w:pPr>
+              <w:spacing w:before="60" w:after="60"/>
+            </w:pPr>
           </w:p>
         </w:tc>
       </w:tr>
       <w:tr>
+        <w:trPr>
+          <w:jc w:val="center"/>
+        </w:trPr>
         <w:tc>
           <w:tcPr>
-            <w:tcW w:type="dxa" w:w="2160"/>
+            <w:tcW w:w="2160" w:type="dxa"/>
           </w:tcPr>
           <w:p>
+            <w:pPr>
+              <w:spacing w:before="60" w:after="60"/>
+            </w:pPr>
             <w:r>
               <w:t>作者</w:t>
             </w:r>
@@ -276,9 +316,12 @@
         </w:tc>
         <w:tc>
           <w:tcPr>
-            <w:tcW w:type="dxa" w:w="3600"/>
+            <w:tcW w:w="3600" w:type="dxa"/>
           </w:tcPr>
           <w:p>
+            <w:pPr>
+              <w:spacing w:before="60" w:after="60"/>
+            </w:pPr>
             <w:r>
               <w:t>朱可棠</w:t>
             </w:r>
@@ -289,31 +332,38 @@
     <w:p>
       <w:pPr>
         <w:pStyle w:val="Heading1NoTOC"/>
-        <w:pageBreakBefore/>
       </w:pPr>
       <w:r>
-        <w:t>文件制/修訂履歷</w:t>
+        <w:lastRenderedPageBreak/>
+        <w:t>文件制</w:t>
+      </w:r>
+      <w:r>
+        <w:t>/</w:t>
+      </w:r>
+      <w:r>
+        <w:t>修訂履歷</w:t>
       </w:r>
     </w:p>
     <w:tbl>
       <w:tblPr>
         <w:tblStyle w:val="aff2"/>
-        <w:tblW w:type="auto" w:w="0"/>
-        <w:tblLook w:firstColumn="1" w:firstRow="1" w:lastColumn="0" w:lastRow="0" w:noHBand="0" w:noVBand="1" w:val="04A0"/>
+        <w:tblW w:w="0" w:type="auto"/>
+        <w:tblLook w:val="04A0" w:firstRow="1" w:lastRow="0" w:firstColumn="1" w:lastColumn="0" w:noHBand="0" w:noVBand="1"/>
       </w:tblPr>
       <w:tblGrid>
-        <w:gridCol w:w="2340"/>
-        <w:gridCol w:w="2340"/>
-        <w:gridCol w:w="2340"/>
-        <w:gridCol w:w="2340"/>
+        <w:gridCol w:w="1151"/>
+        <w:gridCol w:w="1729"/>
+        <w:gridCol w:w="4320"/>
+        <w:gridCol w:w="2160"/>
       </w:tblGrid>
       <w:tr>
         <w:tc>
           <w:tcPr>
-            <w:tcW w:type="dxa" w:w="1151"/>
+            <w:tcW w:w="1151" w:type="dxa"/>
           </w:tcPr>
           <w:p>
             <w:pPr>
+              <w:spacing w:before="60" w:after="60"/>
               <w:jc w:val="center"/>
             </w:pPr>
             <w:r>
@@ -326,10 +376,11 @@
         </w:tc>
         <w:tc>
           <w:tcPr>
-            <w:tcW w:type="dxa" w:w="1729"/>
+            <w:tcW w:w="1729" w:type="dxa"/>
           </w:tcPr>
           <w:p>
             <w:pPr>
+              <w:spacing w:before="60" w:after="60"/>
               <w:jc w:val="center"/>
             </w:pPr>
             <w:r>
@@ -342,10 +393,11 @@
         </w:tc>
         <w:tc>
           <w:tcPr>
-            <w:tcW w:type="dxa" w:w="4320"/>
+            <w:tcW w:w="4320" w:type="dxa"/>
           </w:tcPr>
           <w:p>
             <w:pPr>
+              <w:spacing w:before="60" w:after="60"/>
               <w:jc w:val="center"/>
             </w:pPr>
             <w:r>
@@ -358,10 +410,11 @@
         </w:tc>
         <w:tc>
           <w:tcPr>
-            <w:tcW w:type="dxa" w:w="2160"/>
+            <w:tcW w:w="2160" w:type="dxa"/>
           </w:tcPr>
           <w:p>
             <w:pPr>
+              <w:spacing w:before="60" w:after="60"/>
               <w:jc w:val="center"/>
             </w:pPr>
             <w:r>
@@ -376,10 +429,11 @@
       <w:tr>
         <w:tc>
           <w:tcPr>
-            <w:tcW w:type="dxa" w:w="1151"/>
+            <w:tcW w:w="1151" w:type="dxa"/>
           </w:tcPr>
           <w:p>
             <w:pPr>
+              <w:spacing w:before="60" w:after="60"/>
               <w:jc w:val="center"/>
             </w:pPr>
             <w:r>
@@ -389,22 +443,26 @@
         </w:tc>
         <w:tc>
           <w:tcPr>
-            <w:tcW w:type="dxa" w:w="1729"/>
+            <w:tcW w:w="1729" w:type="dxa"/>
           </w:tcPr>
           <w:p>
             <w:pPr>
+              <w:spacing w:before="60" w:after="60"/>
               <w:jc w:val="center"/>
             </w:pPr>
             <w:r>
-              <w:t>2026/10/19</w:t>
+              <w:t>2026/10/20</w:t>
             </w:r>
           </w:p>
         </w:tc>
         <w:tc>
           <w:tcPr>
-            <w:tcW w:type="dxa" w:w="4320"/>
+            <w:tcW w:w="4320" w:type="dxa"/>
           </w:tcPr>
           <w:p>
+            <w:pPr>
+              <w:spacing w:before="60" w:after="60"/>
+            </w:pPr>
             <w:r>
               <w:t>初次發行</w:t>
             </w:r>
@@ -412,10 +470,11 @@
         </w:tc>
         <w:tc>
           <w:tcPr>
-            <w:tcW w:type="dxa" w:w="2160"/>
+            <w:tcW w:w="2160" w:type="dxa"/>
           </w:tcPr>
           <w:p>
             <w:pPr>
+              <w:spacing w:before="60" w:after="60"/>
               <w:jc w:val="center"/>
             </w:pPr>
             <w:r>
@@ -428,25 +487,766 @@
     <w:p>
       <w:pPr>
         <w:pStyle w:val="Heading1NoTOC"/>
-        <w:pageBreakBefore/>
       </w:pPr>
       <w:r>
+        <w:lastRenderedPageBreak/>
         <w:t>目錄</w:t>
       </w:r>
     </w:p>
     <w:p>
+      <w:pPr>
+        <w:pStyle w:val="14"/>
+        <w:tabs>
+          <w:tab w:val="right" w:leader="dot" w:pos="9350"/>
+        </w:tabs>
+        <w:rPr>
+          <w:rFonts w:asciiTheme="minorHAnsi" w:eastAsiaTheme="minorEastAsia" w:hAnsiTheme="minorHAnsi" w:cstheme="minorBidi"/>
+          <w:noProof/>
+          <w:color w:val="auto"/>
+          <w:kern w:val="2"/>
+          <w:szCs w:val="22"/>
+        </w:rPr>
+      </w:pPr>
       <w:r>
         <w:fldChar w:fldCharType="begin"/>
-        <w:instrText xml:space="preserve">TOC \o "1-2" \h \z \u</w:instrText>
+      </w:r>
+      <w:r>
+        <w:instrText>TOC \o "1-2" \h \z \u</w:instrText>
+      </w:r>
+      <w:r>
         <w:fldChar w:fldCharType="separate"/>
-        <w:t>目錄將於開啟文件時自動更新</w:t>
+      </w:r>
+      <w:hyperlink w:anchor="_Toc243386782" w:history="1">
+        <w:r>
+          <w:rPr>
+            <w:rStyle w:val="affb"/>
+            <w:rFonts w:hint="eastAsia"/>
+            <w:noProof/>
+          </w:rPr>
+          <w:t>壹、作業說明</w:t>
+        </w:r>
+        <w:r>
+          <w:rPr>
+            <w:noProof/>
+            <w:webHidden/>
+          </w:rPr>
+          <w:tab/>
+        </w:r>
+        <w:r>
+          <w:rPr>
+            <w:noProof/>
+            <w:webHidden/>
+          </w:rPr>
+          <w:fldChar w:fldCharType="begin"/>
+        </w:r>
+        <w:r>
+          <w:rPr>
+            <w:noProof/>
+            <w:webHidden/>
+          </w:rPr>
+          <w:instrText xml:space="preserve"> PAGEREF _Toc243386782 \h </w:instrText>
+        </w:r>
+        <w:r>
+          <w:rPr>
+            <w:noProof/>
+            <w:webHidden/>
+          </w:rPr>
+        </w:r>
+        <w:r>
+          <w:rPr>
+            <w:noProof/>
+            <w:webHidden/>
+          </w:rPr>
+          <w:fldChar w:fldCharType="separate"/>
+        </w:r>
+        <w:r>
+          <w:rPr>
+            <w:noProof/>
+            <w:webHidden/>
+          </w:rPr>
+          <w:t>1</w:t>
+        </w:r>
+        <w:r>
+          <w:rPr>
+            <w:noProof/>
+            <w:webHidden/>
+          </w:rPr>
+          <w:fldChar w:fldCharType="end"/>
+        </w:r>
+      </w:hyperlink>
+    </w:p>
+    <w:p>
+      <w:pPr>
+        <w:pStyle w:val="2a"/>
+        <w:tabs>
+          <w:tab w:val="right" w:leader="dot" w:pos="9350"/>
+        </w:tabs>
+        <w:rPr>
+          <w:rFonts w:asciiTheme="minorHAnsi" w:eastAsiaTheme="minorEastAsia" w:hAnsiTheme="minorHAnsi" w:cstheme="minorBidi"/>
+          <w:noProof/>
+          <w:color w:val="auto"/>
+          <w:kern w:val="2"/>
+          <w:szCs w:val="22"/>
+        </w:rPr>
+      </w:pPr>
+      <w:hyperlink w:anchor="_Toc243386783" w:history="1">
+        <w:r>
+          <w:rPr>
+            <w:rStyle w:val="affb"/>
+            <w:rFonts w:hint="eastAsia"/>
+            <w:noProof/>
+          </w:rPr>
+          <w:t>一、使用情境</w:t>
+        </w:r>
+        <w:r>
+          <w:rPr>
+            <w:noProof/>
+            <w:webHidden/>
+          </w:rPr>
+          <w:tab/>
+        </w:r>
+        <w:r>
+          <w:rPr>
+            <w:noProof/>
+            <w:webHidden/>
+          </w:rPr>
+          <w:fldChar w:fldCharType="begin"/>
+        </w:r>
+        <w:r>
+          <w:rPr>
+            <w:noProof/>
+            <w:webHidden/>
+          </w:rPr>
+          <w:instrText xml:space="preserve"> PAGEREF _Toc243386783 \h </w:instrText>
+        </w:r>
+        <w:r>
+          <w:rPr>
+            <w:noProof/>
+            <w:webHidden/>
+          </w:rPr>
+        </w:r>
+        <w:r>
+          <w:rPr>
+            <w:noProof/>
+            <w:webHidden/>
+          </w:rPr>
+          <w:fldChar w:fldCharType="separate"/>
+        </w:r>
+        <w:r>
+          <w:rPr>
+            <w:noProof/>
+            <w:webHidden/>
+          </w:rPr>
+          <w:t>1</w:t>
+        </w:r>
+        <w:r>
+          <w:rPr>
+            <w:noProof/>
+            <w:webHidden/>
+          </w:rPr>
+          <w:fldChar w:fldCharType="end"/>
+        </w:r>
+      </w:hyperlink>
+    </w:p>
+    <w:p>
+      <w:pPr>
+        <w:pStyle w:val="2a"/>
+        <w:tabs>
+          <w:tab w:val="right" w:leader="dot" w:pos="9350"/>
+        </w:tabs>
+        <w:rPr>
+          <w:rFonts w:asciiTheme="minorHAnsi" w:eastAsiaTheme="minorEastAsia" w:hAnsiTheme="minorHAnsi" w:cstheme="minorBidi"/>
+          <w:noProof/>
+          <w:color w:val="auto"/>
+          <w:kern w:val="2"/>
+          <w:szCs w:val="22"/>
+        </w:rPr>
+      </w:pPr>
+      <w:hyperlink w:anchor="_Toc243386784" w:history="1">
+        <w:r>
+          <w:rPr>
+            <w:rStyle w:val="affb"/>
+            <w:rFonts w:hint="eastAsia"/>
+            <w:noProof/>
+          </w:rPr>
+          <w:t>二、進入路徑</w:t>
+        </w:r>
+        <w:r>
+          <w:rPr>
+            <w:noProof/>
+            <w:webHidden/>
+          </w:rPr>
+          <w:tab/>
+        </w:r>
+        <w:r>
+          <w:rPr>
+            <w:noProof/>
+            <w:webHidden/>
+          </w:rPr>
+          <w:fldChar w:fldCharType="begin"/>
+        </w:r>
+        <w:r>
+          <w:rPr>
+            <w:noProof/>
+            <w:webHidden/>
+          </w:rPr>
+          <w:instrText xml:space="preserve"> PAGEREF _Toc243386784 \h </w:instrText>
+        </w:r>
+        <w:r>
+          <w:rPr>
+            <w:noProof/>
+            <w:webHidden/>
+          </w:rPr>
+        </w:r>
+        <w:r>
+          <w:rPr>
+            <w:noProof/>
+            <w:webHidden/>
+          </w:rPr>
+          <w:fldChar w:fldCharType="separate"/>
+        </w:r>
+        <w:r>
+          <w:rPr>
+            <w:noProof/>
+            <w:webHidden/>
+          </w:rPr>
+          <w:t>1</w:t>
+        </w:r>
+        <w:r>
+          <w:rPr>
+            <w:noProof/>
+            <w:webHidden/>
+          </w:rPr>
+          <w:fldChar w:fldCharType="end"/>
+        </w:r>
+      </w:hyperlink>
+    </w:p>
+    <w:p>
+      <w:pPr>
+        <w:pStyle w:val="14"/>
+        <w:tabs>
+          <w:tab w:val="right" w:leader="dot" w:pos="9350"/>
+        </w:tabs>
+        <w:rPr>
+          <w:rFonts w:asciiTheme="minorHAnsi" w:eastAsiaTheme="minorEastAsia" w:hAnsiTheme="minorHAnsi" w:cstheme="minorBidi"/>
+          <w:noProof/>
+          <w:color w:val="auto"/>
+          <w:kern w:val="2"/>
+          <w:szCs w:val="22"/>
+        </w:rPr>
+      </w:pPr>
+      <w:hyperlink w:anchor="_Toc243386785" w:history="1">
+        <w:r>
+          <w:rPr>
+            <w:rStyle w:val="affb"/>
+            <w:rFonts w:hint="eastAsia"/>
+            <w:noProof/>
+          </w:rPr>
+          <w:t>貳、操作說明</w:t>
+        </w:r>
+        <w:r>
+          <w:rPr>
+            <w:noProof/>
+            <w:webHidden/>
+          </w:rPr>
+          <w:tab/>
+        </w:r>
+        <w:r>
+          <w:rPr>
+            <w:noProof/>
+            <w:webHidden/>
+          </w:rPr>
+          <w:fldChar w:fldCharType="begin"/>
+        </w:r>
+        <w:r>
+          <w:rPr>
+            <w:noProof/>
+            <w:webHidden/>
+          </w:rPr>
+          <w:instrText xml:space="preserve"> PAGEREF _Toc243386785 \h </w:instrText>
+        </w:r>
+        <w:r>
+          <w:rPr>
+            <w:noProof/>
+            <w:webHidden/>
+          </w:rPr>
+        </w:r>
+        <w:r>
+          <w:rPr>
+            <w:noProof/>
+            <w:webHidden/>
+          </w:rPr>
+          <w:fldChar w:fldCharType="separate"/>
+        </w:r>
+        <w:r>
+          <w:rPr>
+            <w:noProof/>
+            <w:webHidden/>
+          </w:rPr>
+          <w:t>2</w:t>
+        </w:r>
+        <w:r>
+          <w:rPr>
+            <w:noProof/>
+            <w:webHidden/>
+          </w:rPr>
+          <w:fldChar w:fldCharType="end"/>
+        </w:r>
+      </w:hyperlink>
+    </w:p>
+    <w:p>
+      <w:pPr>
+        <w:pStyle w:val="2a"/>
+        <w:tabs>
+          <w:tab w:val="right" w:leader="dot" w:pos="9350"/>
+        </w:tabs>
+        <w:rPr>
+          <w:rFonts w:asciiTheme="minorHAnsi" w:eastAsiaTheme="minorEastAsia" w:hAnsiTheme="minorHAnsi" w:cstheme="minorBidi"/>
+          <w:noProof/>
+          <w:color w:val="auto"/>
+          <w:kern w:val="2"/>
+          <w:szCs w:val="22"/>
+        </w:rPr>
+      </w:pPr>
+      <w:hyperlink w:anchor="_Toc243386786" w:history="1">
+        <w:r>
+          <w:rPr>
+            <w:rStyle w:val="affb"/>
+            <w:rFonts w:hint="eastAsia"/>
+            <w:noProof/>
+          </w:rPr>
+          <w:t>一、畫面與前置設定</w:t>
+        </w:r>
+        <w:r>
+          <w:rPr>
+            <w:noProof/>
+            <w:webHidden/>
+          </w:rPr>
+          <w:tab/>
+        </w:r>
+        <w:r>
+          <w:rPr>
+            <w:noProof/>
+            <w:webHidden/>
+          </w:rPr>
+          <w:fldChar w:fldCharType="begin"/>
+        </w:r>
+        <w:r>
+          <w:rPr>
+            <w:noProof/>
+            <w:webHidden/>
+          </w:rPr>
+          <w:instrText xml:space="preserve"> PAGEREF _Toc243386786 \h </w:instrText>
+        </w:r>
+        <w:r>
+          <w:rPr>
+            <w:noProof/>
+            <w:webHidden/>
+          </w:rPr>
+        </w:r>
+        <w:r>
+          <w:rPr>
+            <w:noProof/>
+            <w:webHidden/>
+          </w:rPr>
+          <w:fldChar w:fldCharType="separate"/>
+        </w:r>
+        <w:r>
+          <w:rPr>
+            <w:noProof/>
+            <w:webHidden/>
+          </w:rPr>
+          <w:t>2</w:t>
+        </w:r>
+        <w:r>
+          <w:rPr>
+            <w:noProof/>
+            <w:webHidden/>
+          </w:rPr>
+          <w:fldChar w:fldCharType="end"/>
+        </w:r>
+      </w:hyperlink>
+    </w:p>
+    <w:p>
+      <w:pPr>
+        <w:pStyle w:val="2a"/>
+        <w:tabs>
+          <w:tab w:val="right" w:leader="dot" w:pos="9350"/>
+        </w:tabs>
+        <w:rPr>
+          <w:rFonts w:asciiTheme="minorHAnsi" w:eastAsiaTheme="minorEastAsia" w:hAnsiTheme="minorHAnsi" w:cstheme="minorBidi"/>
+          <w:noProof/>
+          <w:color w:val="auto"/>
+          <w:kern w:val="2"/>
+          <w:szCs w:val="22"/>
+        </w:rPr>
+      </w:pPr>
+      <w:hyperlink w:anchor="_Toc243386787" w:history="1">
+        <w:r>
+          <w:rPr>
+            <w:rStyle w:val="affb"/>
+            <w:rFonts w:hint="eastAsia"/>
+            <w:noProof/>
+          </w:rPr>
+          <w:t>二、設定查詢條件</w:t>
+        </w:r>
+        <w:r>
+          <w:rPr>
+            <w:noProof/>
+            <w:webHidden/>
+          </w:rPr>
+          <w:tab/>
+        </w:r>
+        <w:r>
+          <w:rPr>
+            <w:noProof/>
+            <w:webHidden/>
+          </w:rPr>
+          <w:fldChar w:fldCharType="begin"/>
+        </w:r>
+        <w:r>
+          <w:rPr>
+            <w:noProof/>
+            <w:webHidden/>
+          </w:rPr>
+          <w:instrText xml:space="preserve"> PAGEREF _Toc243386787 \h </w:instrText>
+        </w:r>
+        <w:r>
+          <w:rPr>
+            <w:noProof/>
+            <w:webHidden/>
+          </w:rPr>
+        </w:r>
+        <w:r>
+          <w:rPr>
+            <w:noProof/>
+            <w:webHidden/>
+          </w:rPr>
+          <w:fldChar w:fldCharType="separate"/>
+        </w:r>
+        <w:r>
+          <w:rPr>
+            <w:noProof/>
+            <w:webHidden/>
+          </w:rPr>
+          <w:t>2</w:t>
+        </w:r>
+        <w:r>
+          <w:rPr>
+            <w:noProof/>
+            <w:webHidden/>
+          </w:rPr>
+          <w:fldChar w:fldCharType="end"/>
+        </w:r>
+      </w:hyperlink>
+    </w:p>
+    <w:p>
+      <w:pPr>
+        <w:pStyle w:val="2a"/>
+        <w:tabs>
+          <w:tab w:val="right" w:leader="dot" w:pos="9350"/>
+        </w:tabs>
+        <w:rPr>
+          <w:rFonts w:asciiTheme="minorHAnsi" w:eastAsiaTheme="minorEastAsia" w:hAnsiTheme="minorHAnsi" w:cstheme="minorBidi"/>
+          <w:noProof/>
+          <w:color w:val="auto"/>
+          <w:kern w:val="2"/>
+          <w:szCs w:val="22"/>
+        </w:rPr>
+      </w:pPr>
+      <w:hyperlink w:anchor="_Toc243386788" w:history="1">
+        <w:r>
+          <w:rPr>
+            <w:rStyle w:val="affb"/>
+            <w:rFonts w:hint="eastAsia"/>
+            <w:noProof/>
+          </w:rPr>
+          <w:t>三、檢視查詢結果</w:t>
+        </w:r>
+        <w:r>
+          <w:rPr>
+            <w:noProof/>
+            <w:webHidden/>
+          </w:rPr>
+          <w:tab/>
+        </w:r>
+        <w:r>
+          <w:rPr>
+            <w:noProof/>
+            <w:webHidden/>
+          </w:rPr>
+          <w:fldChar w:fldCharType="begin"/>
+        </w:r>
+        <w:r>
+          <w:rPr>
+            <w:noProof/>
+            <w:webHidden/>
+          </w:rPr>
+          <w:instrText xml:space="preserve"> PAGEREF _Toc243386788 \h </w:instrText>
+        </w:r>
+        <w:r>
+          <w:rPr>
+            <w:noProof/>
+            <w:webHidden/>
+          </w:rPr>
+        </w:r>
+        <w:r>
+          <w:rPr>
+            <w:noProof/>
+            <w:webHidden/>
+          </w:rPr>
+          <w:fldChar w:fldCharType="separate"/>
+        </w:r>
+        <w:r>
+          <w:rPr>
+            <w:noProof/>
+            <w:webHidden/>
+          </w:rPr>
+          <w:t>2</w:t>
+        </w:r>
+        <w:r>
+          <w:rPr>
+            <w:noProof/>
+            <w:webHidden/>
+          </w:rPr>
+          <w:fldChar w:fldCharType="end"/>
+        </w:r>
+      </w:hyperlink>
+    </w:p>
+    <w:p>
+      <w:pPr>
+        <w:pStyle w:val="2a"/>
+        <w:tabs>
+          <w:tab w:val="right" w:leader="dot" w:pos="9350"/>
+        </w:tabs>
+        <w:rPr>
+          <w:rFonts w:asciiTheme="minorHAnsi" w:eastAsiaTheme="minorEastAsia" w:hAnsiTheme="minorHAnsi" w:cstheme="minorBidi"/>
+          <w:noProof/>
+          <w:color w:val="auto"/>
+          <w:kern w:val="2"/>
+          <w:szCs w:val="22"/>
+        </w:rPr>
+      </w:pPr>
+      <w:hyperlink w:anchor="_Toc243386789" w:history="1">
+        <w:r>
+          <w:rPr>
+            <w:rStyle w:val="affb"/>
+            <w:rFonts w:hint="eastAsia"/>
+            <w:noProof/>
+          </w:rPr>
+          <w:t>四、匯出</w:t>
+        </w:r>
+        <w:r>
+          <w:rPr>
+            <w:rStyle w:val="affb"/>
+            <w:noProof/>
+          </w:rPr>
+          <w:t xml:space="preserve"> CSV</w:t>
+        </w:r>
+        <w:r>
+          <w:rPr>
+            <w:noProof/>
+            <w:webHidden/>
+          </w:rPr>
+          <w:tab/>
+        </w:r>
+        <w:r>
+          <w:rPr>
+            <w:noProof/>
+            <w:webHidden/>
+          </w:rPr>
+          <w:fldChar w:fldCharType="begin"/>
+        </w:r>
+        <w:r>
+          <w:rPr>
+            <w:noProof/>
+            <w:webHidden/>
+          </w:rPr>
+          <w:instrText xml:space="preserve"> PAGEREF _Toc243386789 \h </w:instrText>
+        </w:r>
+        <w:r>
+          <w:rPr>
+            <w:noProof/>
+            <w:webHidden/>
+          </w:rPr>
+        </w:r>
+        <w:r>
+          <w:rPr>
+            <w:noProof/>
+            <w:webHidden/>
+          </w:rPr>
+          <w:fldChar w:fldCharType="separate"/>
+        </w:r>
+        <w:r>
+          <w:rPr>
+            <w:noProof/>
+            <w:webHidden/>
+          </w:rPr>
+          <w:t>3</w:t>
+        </w:r>
+        <w:r>
+          <w:rPr>
+            <w:noProof/>
+            <w:webHidden/>
+          </w:rPr>
+          <w:fldChar w:fldCharType="end"/>
+        </w:r>
+      </w:hyperlink>
+    </w:p>
+    <w:p>
+      <w:pPr>
+        <w:pStyle w:val="14"/>
+        <w:tabs>
+          <w:tab w:val="right" w:leader="dot" w:pos="9350"/>
+        </w:tabs>
+        <w:rPr>
+          <w:rFonts w:asciiTheme="minorHAnsi" w:eastAsiaTheme="minorEastAsia" w:hAnsiTheme="minorHAnsi" w:cstheme="minorBidi"/>
+          <w:noProof/>
+          <w:color w:val="auto"/>
+          <w:kern w:val="2"/>
+          <w:szCs w:val="22"/>
+        </w:rPr>
+      </w:pPr>
+      <w:hyperlink w:anchor="_Toc243386790" w:history="1">
+        <w:r>
+          <w:rPr>
+            <w:rStyle w:val="affb"/>
+            <w:rFonts w:hint="eastAsia"/>
+            <w:noProof/>
+          </w:rPr>
+          <w:t>參、常見訊息與處置</w:t>
+        </w:r>
+        <w:r>
+          <w:rPr>
+            <w:noProof/>
+            <w:webHidden/>
+          </w:rPr>
+          <w:tab/>
+        </w:r>
+        <w:r>
+          <w:rPr>
+            <w:noProof/>
+            <w:webHidden/>
+          </w:rPr>
+          <w:fldChar w:fldCharType="begin"/>
+        </w:r>
+        <w:r>
+          <w:rPr>
+            <w:noProof/>
+            <w:webHidden/>
+          </w:rPr>
+          <w:instrText xml:space="preserve"> PAGEREF _Toc243386790 \h </w:instrText>
+        </w:r>
+        <w:r>
+          <w:rPr>
+            <w:noProof/>
+            <w:webHidden/>
+          </w:rPr>
+        </w:r>
+        <w:r>
+          <w:rPr>
+            <w:noProof/>
+            <w:webHidden/>
+          </w:rPr>
+          <w:fldChar w:fldCharType="separate"/>
+        </w:r>
+        <w:r>
+          <w:rPr>
+            <w:noProof/>
+            <w:webHidden/>
+          </w:rPr>
+          <w:t>4</w:t>
+        </w:r>
+        <w:r>
+          <w:rPr>
+            <w:noProof/>
+            <w:webHidden/>
+          </w:rPr>
+          <w:fldChar w:fldCharType="end"/>
+        </w:r>
+      </w:hyperlink>
+    </w:p>
+    <w:p>
+      <w:pPr>
+        <w:pStyle w:val="2a"/>
+        <w:tabs>
+          <w:tab w:val="right" w:leader="dot" w:pos="9350"/>
+        </w:tabs>
+        <w:rPr>
+          <w:rFonts w:asciiTheme="minorHAnsi" w:eastAsiaTheme="minorEastAsia" w:hAnsiTheme="minorHAnsi" w:cstheme="minorBidi"/>
+          <w:noProof/>
+          <w:color w:val="auto"/>
+          <w:kern w:val="2"/>
+          <w:szCs w:val="22"/>
+        </w:rPr>
+      </w:pPr>
+      <w:hyperlink w:anchor="_Toc243386791" w:history="1">
+        <w:r>
+          <w:rPr>
+            <w:rStyle w:val="affb"/>
+            <w:rFonts w:hint="eastAsia"/>
+            <w:noProof/>
+          </w:rPr>
+          <w:t>一、其他情況</w:t>
+        </w:r>
+        <w:r>
+          <w:rPr>
+            <w:noProof/>
+            <w:webHidden/>
+          </w:rPr>
+          <w:tab/>
+        </w:r>
+        <w:r>
+          <w:rPr>
+            <w:noProof/>
+            <w:webHidden/>
+          </w:rPr>
+          <w:fldChar w:fldCharType="begin"/>
+        </w:r>
+        <w:r>
+          <w:rPr>
+            <w:noProof/>
+            <w:webHidden/>
+          </w:rPr>
+          <w:instrText xml:space="preserve"> PAGEREF _Toc243386791 \h </w:instrText>
+        </w:r>
+        <w:r>
+          <w:rPr>
+            <w:noProof/>
+            <w:webHidden/>
+          </w:rPr>
+        </w:r>
+        <w:r>
+          <w:rPr>
+            <w:noProof/>
+            <w:webHidden/>
+          </w:rPr>
+          <w:fldChar w:fldCharType="separate"/>
+        </w:r>
+        <w:r>
+          <w:rPr>
+            <w:noProof/>
+            <w:webHidden/>
+          </w:rPr>
+          <w:t>4</w:t>
+        </w:r>
+        <w:r>
+          <w:rPr>
+            <w:noProof/>
+            <w:webHidden/>
+          </w:rPr>
+          <w:fldChar w:fldCharType="end"/>
+        </w:r>
+      </w:hyperlink>
+    </w:p>
+    <w:p>
+      <w:r>
         <w:fldChar w:fldCharType="end"/>
       </w:r>
     </w:p>
     <w:p>
       <w:pPr>
         <w:sectPr>
-          <w:footerReference w:type="default" r:id="rId8"/>
           <w:pgSz w:w="12240" w:h="15840"/>
           <w:pgMar w:top="1440" w:right="1440" w:bottom="1440" w:left="1440" w:header="720" w:footer="720" w:gutter="0"/>
           <w:cols w:space="720"/>
@@ -458,17 +1258,22 @@
       <w:pPr>
         <w:pStyle w:val="1"/>
       </w:pPr>
+      <w:bookmarkStart w:id="1" w:name="_Toc243386782"/>
       <w:r>
+        <w:lastRenderedPageBreak/>
         <w:t>壹、作業說明</w:t>
       </w:r>
+      <w:bookmarkEnd w:id="1"/>
     </w:p>
     <w:p>
       <w:pPr>
         <w:pStyle w:val="2"/>
       </w:pPr>
+      <w:bookmarkStart w:id="2" w:name="_Toc243386783"/>
       <w:r>
         <w:t>一、使用情境</w:t>
       </w:r>
+      <w:bookmarkEnd w:id="2"/>
     </w:p>
     <w:p>
       <w:pPr>
@@ -492,7 +1297,19 @@
         <w:ind w:firstLine="482"/>
       </w:pPr>
       <w:r>
-        <w:t>文件每經 DM02 簽核中心核准一次發布或廢止，即寫入一筆變更紀錄。紀錄永久保留，無法修改或刪除。上傳、編輯、送審、退回、撤回等撰寫過程，以及下載、預覽等閱讀動作，均不列入本作業；撰寫者本人的送審歷程於 DM04 個人專區查看。</w:t>
+        <w:t>文件每經</w:t>
+      </w:r>
+      <w:r>
+        <w:t xml:space="preserve"> DM02 </w:t>
+      </w:r>
+      <w:r>
+        <w:t>簽核中心核准一次發布或廢止，即寫入一筆變更紀錄。紀錄永久保留，無法修改或刪除。上傳、編輯、送審、退回、撤回等撰寫過程，以及下載、預覽等閱讀動作，均不列入本作業；撰寫者本人的送審歷程於</w:t>
+      </w:r>
+      <w:r>
+        <w:t xml:space="preserve"> DM04 </w:t>
+      </w:r>
+      <w:r>
+        <w:t>個人專區查看。</w:t>
       </w:r>
     </w:p>
     <w:p>
@@ -500,47 +1317,72 @@
         <w:ind w:firstLine="482"/>
       </w:pPr>
       <w:r>
-        <w:t>查詢結果可匯出為 CSV 檔，供稽核封存。</w:t>
+        <w:t>查詢結果可匯出為</w:t>
+      </w:r>
+      <w:r>
+        <w:t xml:space="preserve"> CSV </w:t>
+      </w:r>
+      <w:r>
+        <w:t>檔，供稽核封存。</w:t>
       </w:r>
     </w:p>
     <w:p>
       <w:pPr>
         <w:pStyle w:val="2"/>
       </w:pPr>
+      <w:bookmarkStart w:id="3" w:name="_Toc243386784"/>
       <w:r>
         <w:t>二、進入路徑</w:t>
       </w:r>
+      <w:bookmarkEnd w:id="3"/>
     </w:p>
     <w:p>
       <w:pPr>
         <w:ind w:firstLine="482"/>
       </w:pPr>
       <w:r>
-        <w:t>側邊選單「文件管理 → 文件變更歷程查詢」。</w:t>
+        <w:t>側邊選單「文件管理</w:t>
+      </w:r>
+      <w:r>
+        <w:t xml:space="preserve"> → </w:t>
+      </w:r>
+      <w:r>
+        <w:t>文件變更歷程查詢」。</w:t>
       </w:r>
     </w:p>
     <w:p>
       <w:pPr>
         <w:pStyle w:val="1"/>
       </w:pPr>
+      <w:bookmarkStart w:id="4" w:name="_Toc243386785"/>
       <w:r>
+        <w:lastRenderedPageBreak/>
         <w:t>貳、操作說明</w:t>
       </w:r>
+      <w:bookmarkEnd w:id="4"/>
     </w:p>
     <w:p>
       <w:pPr>
         <w:pStyle w:val="2"/>
       </w:pPr>
+      <w:bookmarkStart w:id="5" w:name="_Toc243386786"/>
       <w:r>
         <w:t>一、畫面與前置設定</w:t>
       </w:r>
+      <w:bookmarkEnd w:id="5"/>
     </w:p>
     <w:p>
       <w:pPr>
         <w:ind w:firstLine="482"/>
       </w:pPr>
       <w:r>
-        <w:t>畫面上半為查詢條件，下半為變更紀錄清單。進入時未設任何條件，即列出全部變更紀錄，依時間由新到舊排列，每頁 20 筆。</w:t>
+        <w:t>畫面上半為查詢條件，下半為變更紀錄清單。進入時未設任何條件，即列出全部變更紀錄，依時間由新到舊排列，每頁</w:t>
+      </w:r>
+      <w:r>
+        <w:t xml:space="preserve"> 20 </w:t>
+      </w:r>
+      <w:r>
+        <w:t>筆。</w:t>
       </w:r>
     </w:p>
     <w:p>
@@ -564,26 +1406,29 @@
       <w:pPr>
         <w:keepNext/>
         <w:spacing w:before="160" w:after="40"/>
-        <w:ind w:left="0" w:firstLine="0"/>
         <w:jc w:val="center"/>
       </w:pPr>
       <w:r>
+        <w:rPr>
+          <w:noProof/>
+        </w:rPr>
         <w:drawing>
-          <wp:inline xmlns:a="http://schemas.openxmlformats.org/drawingml/2006/main" xmlns:pic="http://schemas.openxmlformats.org/drawingml/2006/picture">
+          <wp:inline distT="0" distB="0" distL="0" distR="0">
             <wp:extent cx="5580000" cy="2574000"/>
+            <wp:effectExtent l="0" t="0" r="0" b="0"/>
             <wp:docPr id="1" name="Picture 1"/>
             <wp:cNvGraphicFramePr>
-              <a:graphicFrameLocks noChangeAspect="1"/>
+              <a:graphicFrameLocks xmlns:a="http://schemas.openxmlformats.org/drawingml/2006/main" noChangeAspect="1"/>
             </wp:cNvGraphicFramePr>
-            <a:graphic>
+            <a:graphic xmlns:a="http://schemas.openxmlformats.org/drawingml/2006/main">
               <a:graphicData uri="http://schemas.openxmlformats.org/drawingml/2006/picture">
-                <pic:pic>
+                <pic:pic xmlns:pic="http://schemas.openxmlformats.org/drawingml/2006/picture">
                   <pic:nvPicPr>
                     <pic:cNvPr id="0" name="dm05-01.png"/>
                     <pic:cNvPicPr/>
                   </pic:nvPicPr>
                   <pic:blipFill>
-                    <a:blip r:embed="rId9"/>
+                    <a:blip r:embed="rId8"/>
                     <a:stretch>
                       <a:fillRect/>
                     </a:stretch>
@@ -593,7 +1438,9 @@
                       <a:off x="0" y="0"/>
                       <a:ext cx="5580000" cy="2574000"/>
                     </a:xfrm>
-                    <a:prstGeom prst="rect"/>
+                    <a:prstGeom prst="rect">
+                      <a:avLst/>
+                    </a:prstGeom>
                   </pic:spPr>
                 </pic:pic>
               </a:graphicData>
@@ -605,7 +1452,6 @@
     <w:p>
       <w:pPr>
         <w:spacing w:after="160"/>
-        <w:ind w:firstLine="0"/>
         <w:jc w:val="center"/>
       </w:pPr>
       <w:r>
@@ -620,9 +1466,11 @@
       <w:pPr>
         <w:pStyle w:val="2"/>
       </w:pPr>
+      <w:bookmarkStart w:id="6" w:name="_Toc243386787"/>
       <w:r>
         <w:t>二、設定查詢條件</w:t>
       </w:r>
+      <w:bookmarkEnd w:id="6"/>
     </w:p>
     <w:p>
       <w:pPr>
@@ -644,26 +1492,23 @@
     <w:tbl>
       <w:tblPr>
         <w:tblStyle w:val="aff2"/>
-        <w:tblW w:type="auto" w:w="0"/>
+        <w:tblW w:w="0" w:type="auto"/>
         <w:tblLayout w:type="fixed"/>
-        <w:tblLook w:firstColumn="1" w:firstRow="1" w:lastColumn="0" w:lastRow="0" w:noHBand="0" w:noVBand="1" w:val="04A0"/>
-        <w:tblLayout w:type="fixed"/>
+        <w:tblLook w:val="04A0" w:firstRow="1" w:lastRow="0" w:firstColumn="1" w:lastColumn="0" w:noHBand="0" w:noVBand="1"/>
       </w:tblPr>
       <w:tblGrid>
-        <w:gridCol w:w="4680"/>
-        <w:gridCol w:w="4680"/>
+        <w:gridCol w:w="3111"/>
+        <w:gridCol w:w="6249"/>
       </w:tblGrid>
       <w:tr>
         <w:tc>
           <w:tcPr>
-            <w:tcW w:type="dxa" w:w="3111"/>
+            <w:tcW w:w="3111" w:type="dxa"/>
           </w:tcPr>
           <w:p>
-            <w:r>
-              <w:rPr>
-                <w:b/>
-              </w:rPr>
-            </w:r>
+            <w:pPr>
+              <w:spacing w:before="60" w:after="60"/>
+            </w:pPr>
             <w:r>
               <w:rPr>
                 <w:b/>
@@ -674,14 +1519,12 @@
         </w:tc>
         <w:tc>
           <w:tcPr>
-            <w:tcW w:type="dxa" w:w="6249"/>
+            <w:tcW w:w="6249" w:type="dxa"/>
           </w:tcPr>
           <w:p>
-            <w:r>
-              <w:rPr>
-                <w:b/>
-              </w:rPr>
-            </w:r>
+            <w:pPr>
+              <w:spacing w:before="60" w:after="60"/>
+            </w:pPr>
             <w:r>
               <w:rPr>
                 <w:b/>
@@ -694,21 +1537,31 @@
       <w:tr>
         <w:tc>
           <w:tcPr>
-            <w:tcW w:type="dxa" w:w="3111"/>
+            <w:tcW w:w="3111" w:type="dxa"/>
           </w:tcPr>
           <w:p>
-            <w:r/>
+            <w:pPr>
+              <w:spacing w:before="60" w:after="60"/>
+            </w:pPr>
             <w:r>
-              <w:t>日期 起、迄</w:t>
+              <w:t>日期</w:t>
+            </w:r>
+            <w:r>
+              <w:t xml:space="preserve"> </w:t>
+            </w:r>
+            <w:r>
+              <w:t>起、迄</w:t>
             </w:r>
           </w:p>
         </w:tc>
         <w:tc>
           <w:tcPr>
-            <w:tcW w:type="dxa" w:w="6249"/>
+            <w:tcW w:w="6249" w:type="dxa"/>
           </w:tcPr>
           <w:p>
-            <w:r/>
+            <w:pPr>
+              <w:spacing w:before="60" w:after="60"/>
+            </w:pPr>
             <w:r>
               <w:t>依核准的日期篩選，起、迄兩日皆含在內，日期以台灣時間計。迄日最晚可選到今天</w:t>
             </w:r>
@@ -718,23 +1571,39 @@
       <w:tr>
         <w:tc>
           <w:tcPr>
-            <w:tcW w:type="dxa" w:w="3111"/>
+            <w:tcW w:w="3111" w:type="dxa"/>
           </w:tcPr>
           <w:p>
-            <w:r/>
+            <w:pPr>
+              <w:spacing w:before="60" w:after="60"/>
+            </w:pPr>
             <w:r>
-              <w:t>申請人 / 核准人（帳號或姓名）</w:t>
+              <w:t>申請人</w:t>
+            </w:r>
+            <w:r>
+              <w:t xml:space="preserve"> / </w:t>
+            </w:r>
+            <w:r>
+              <w:t>核准人（帳號或姓名）</w:t>
             </w:r>
           </w:p>
         </w:tc>
         <w:tc>
           <w:tcPr>
-            <w:tcW w:type="dxa" w:w="6249"/>
+            <w:tcW w:w="6249" w:type="dxa"/>
           </w:tcPr>
           <w:p>
-            <w:r/>
+            <w:pPr>
+              <w:spacing w:before="60" w:after="60"/>
+            </w:pPr>
             <w:r>
-              <w:t>同時比對申請人與核准人的帳號（Email）及姓名，輸入其中一段文字即可。輸入某人姓名，會列出此人申請的與此人核准的全部紀錄</w:t>
+              <w:t>同時比對申請人與核准人的帳號（</w:t>
+            </w:r>
+            <w:r>
+              <w:t>Email</w:t>
+            </w:r>
+            <w:r>
+              <w:t>）及姓名，輸入其中一段文字即可。輸入某人姓名，會列出此人申請的與此人核准的全部紀錄</w:t>
             </w:r>
           </w:p>
         </w:tc>
@@ -742,10 +1611,12 @@
       <w:tr>
         <w:tc>
           <w:tcPr>
-            <w:tcW w:type="dxa" w:w="3111"/>
+            <w:tcW w:w="3111" w:type="dxa"/>
           </w:tcPr>
           <w:p>
-            <w:r/>
+            <w:pPr>
+              <w:spacing w:before="60" w:after="60"/>
+            </w:pPr>
             <w:r>
               <w:t>操作類型</w:t>
             </w:r>
@@ -753,10 +1624,12 @@
         </w:tc>
         <w:tc>
           <w:tcPr>
-            <w:tcW w:type="dxa" w:w="6249"/>
+            <w:tcW w:w="6249" w:type="dxa"/>
           </w:tcPr>
           <w:p>
-            <w:r/>
+            <w:pPr>
+              <w:spacing w:before="60" w:after="60"/>
+            </w:pPr>
             <w:r>
               <w:t>全部、發布或廢止</w:t>
             </w:r>
@@ -768,12 +1641,15 @@
       <w:pPr>
         <w:pStyle w:val="2"/>
       </w:pPr>
+      <w:bookmarkStart w:id="7" w:name="_Toc243386788"/>
       <w:r>
         <w:t>三、檢視查詢結果</w:t>
       </w:r>
+      <w:bookmarkEnd w:id="7"/>
     </w:p>
     <w:p>
       <w:pPr>
+        <w:keepNext/>
         <w:ind w:firstLine="482"/>
       </w:pPr>
       <w:r>
@@ -783,26 +1659,23 @@
     <w:tbl>
       <w:tblPr>
         <w:tblStyle w:val="aff2"/>
-        <w:tblW w:type="auto" w:w="0"/>
+        <w:tblW w:w="0" w:type="auto"/>
         <w:tblLayout w:type="fixed"/>
-        <w:tblLook w:firstColumn="1" w:firstRow="1" w:lastColumn="0" w:lastRow="0" w:noHBand="0" w:noVBand="1" w:val="04A0"/>
-        <w:tblLayout w:type="fixed"/>
+        <w:tblLook w:val="04A0" w:firstRow="1" w:lastRow="0" w:firstColumn="1" w:lastColumn="0" w:noHBand="0" w:noVBand="1"/>
       </w:tblPr>
       <w:tblGrid>
-        <w:gridCol w:w="4680"/>
-        <w:gridCol w:w="4680"/>
+        <w:gridCol w:w="1007"/>
+        <w:gridCol w:w="8353"/>
       </w:tblGrid>
       <w:tr>
         <w:tc>
           <w:tcPr>
-            <w:tcW w:type="dxa" w:w="1007"/>
+            <w:tcW w:w="1007" w:type="dxa"/>
           </w:tcPr>
           <w:p>
-            <w:r>
-              <w:rPr>
-                <w:b/>
-              </w:rPr>
-            </w:r>
+            <w:pPr>
+              <w:spacing w:before="60" w:after="60"/>
+            </w:pPr>
             <w:r>
               <w:rPr>
                 <w:b/>
@@ -813,14 +1686,12 @@
         </w:tc>
         <w:tc>
           <w:tcPr>
-            <w:tcW w:type="dxa" w:w="8353"/>
+            <w:tcW w:w="8353" w:type="dxa"/>
           </w:tcPr>
           <w:p>
-            <w:r>
-              <w:rPr>
-                <w:b/>
-              </w:rPr>
-            </w:r>
+            <w:pPr>
+              <w:spacing w:before="60" w:after="60"/>
+            </w:pPr>
             <w:r>
               <w:rPr>
                 <w:b/>
@@ -833,10 +1704,12 @@
       <w:tr>
         <w:tc>
           <w:tcPr>
-            <w:tcW w:type="dxa" w:w="1007"/>
+            <w:tcW w:w="1007" w:type="dxa"/>
           </w:tcPr>
           <w:p>
-            <w:r/>
+            <w:pPr>
+              <w:spacing w:before="60" w:after="60"/>
+            </w:pPr>
             <w:r>
               <w:t>時間</w:t>
             </w:r>
@@ -844,10 +1717,12 @@
         </w:tc>
         <w:tc>
           <w:tcPr>
-            <w:tcW w:type="dxa" w:w="8353"/>
+            <w:tcW w:w="8353" w:type="dxa"/>
           </w:tcPr>
           <w:p>
-            <w:r/>
+            <w:pPr>
+              <w:spacing w:before="60" w:after="60"/>
+            </w:pPr>
             <w:r>
               <w:t>審核者</w:t>
             </w:r>
@@ -866,21 +1741,26 @@
       <w:tr>
         <w:tc>
           <w:tcPr>
-            <w:tcW w:type="dxa" w:w="1007"/>
+            <w:tcW w:w="1007" w:type="dxa"/>
           </w:tcPr>
           <w:p>
-            <w:r/>
+            <w:pPr>
+              <w:spacing w:before="60" w:after="60"/>
+            </w:pPr>
             <w:r>
+              <w:lastRenderedPageBreak/>
               <w:t>申請人</w:t>
             </w:r>
           </w:p>
         </w:tc>
         <w:tc>
           <w:tcPr>
-            <w:tcW w:type="dxa" w:w="8353"/>
+            <w:tcW w:w="8353" w:type="dxa"/>
           </w:tcPr>
           <w:p>
-            <w:r/>
+            <w:pPr>
+              <w:spacing w:before="60" w:after="60"/>
+            </w:pPr>
             <w:r>
               <w:t>發布為送審的撰寫者；廢止為提出廢止申請的人</w:t>
             </w:r>
@@ -890,10 +1770,12 @@
       <w:tr>
         <w:tc>
           <w:tcPr>
-            <w:tcW w:type="dxa" w:w="1007"/>
+            <w:tcW w:w="1007" w:type="dxa"/>
           </w:tcPr>
           <w:p>
-            <w:r/>
+            <w:pPr>
+              <w:spacing w:before="60" w:after="60"/>
+            </w:pPr>
             <w:r>
               <w:t>核准人</w:t>
             </w:r>
@@ -901,10 +1783,12 @@
         </w:tc>
         <w:tc>
           <w:tcPr>
-            <w:tcW w:type="dxa" w:w="8353"/>
+            <w:tcW w:w="8353" w:type="dxa"/>
           </w:tcPr>
           <w:p>
-            <w:r/>
+            <w:pPr>
+              <w:spacing w:before="60" w:after="60"/>
+            </w:pPr>
             <w:r>
               <w:t>核准該次發布或廢止的審核者</w:t>
             </w:r>
@@ -914,10 +1798,12 @@
       <w:tr>
         <w:tc>
           <w:tcPr>
-            <w:tcW w:type="dxa" w:w="1007"/>
+            <w:tcW w:w="1007" w:type="dxa"/>
           </w:tcPr>
           <w:p>
-            <w:r/>
+            <w:pPr>
+              <w:spacing w:before="60" w:after="60"/>
+            </w:pPr>
             <w:r>
               <w:t>文件</w:t>
             </w:r>
@@ -925,10 +1811,12 @@
         </w:tc>
         <w:tc>
           <w:tcPr>
-            <w:tcW w:type="dxa" w:w="8353"/>
+            <w:tcW w:w="8353" w:type="dxa"/>
           </w:tcPr>
           <w:p>
-            <w:r/>
+            <w:pPr>
+              <w:spacing w:before="60" w:after="60"/>
+            </w:pPr>
             <w:r>
               <w:t>名稱下方為文件編號</w:t>
             </w:r>
@@ -938,10 +1826,12 @@
       <w:tr>
         <w:tc>
           <w:tcPr>
-            <w:tcW w:type="dxa" w:w="1007"/>
+            <w:tcW w:w="1007" w:type="dxa"/>
           </w:tcPr>
           <w:p>
-            <w:r/>
+            <w:pPr>
+              <w:spacing w:before="60" w:after="60"/>
+            </w:pPr>
             <w:r>
               <w:t>備註</w:t>
             </w:r>
@@ -949,10 +1839,12 @@
         </w:tc>
         <w:tc>
           <w:tcPr>
-            <w:tcW w:type="dxa" w:w="8353"/>
+            <w:tcW w:w="8353" w:type="dxa"/>
           </w:tcPr>
           <w:p>
-            <w:r/>
+            <w:pPr>
+              <w:spacing w:before="60" w:after="60"/>
+            </w:pPr>
             <w:r>
               <w:t>發布為該版本送審時填寫的摘要，新文件為「首版摘要」、新版本為「變更摘要」；廢止為申請時填寫的廢止原因</w:t>
             </w:r>
@@ -964,26 +1856,29 @@
       <w:pPr>
         <w:keepNext/>
         <w:spacing w:before="160" w:after="40"/>
-        <w:ind w:left="0" w:firstLine="0"/>
         <w:jc w:val="center"/>
       </w:pPr>
       <w:r>
+        <w:rPr>
+          <w:noProof/>
+        </w:rPr>
         <w:drawing>
-          <wp:inline xmlns:a="http://schemas.openxmlformats.org/drawingml/2006/main" xmlns:pic="http://schemas.openxmlformats.org/drawingml/2006/picture">
+          <wp:inline distT="0" distB="0" distL="0" distR="0">
             <wp:extent cx="5580000" cy="1381500"/>
+            <wp:effectExtent l="0" t="0" r="0" b="0"/>
             <wp:docPr id="2" name="Picture 2"/>
             <wp:cNvGraphicFramePr>
-              <a:graphicFrameLocks noChangeAspect="1"/>
+              <a:graphicFrameLocks xmlns:a="http://schemas.openxmlformats.org/drawingml/2006/main" noChangeAspect="1"/>
             </wp:cNvGraphicFramePr>
-            <a:graphic>
+            <a:graphic xmlns:a="http://schemas.openxmlformats.org/drawingml/2006/main">
               <a:graphicData uri="http://schemas.openxmlformats.org/drawingml/2006/picture">
-                <pic:pic>
+                <pic:pic xmlns:pic="http://schemas.openxmlformats.org/drawingml/2006/picture">
                   <pic:nvPicPr>
                     <pic:cNvPr id="0" name="dm05-02.png"/>
                     <pic:cNvPicPr/>
                   </pic:nvPicPr>
                   <pic:blipFill>
-                    <a:blip r:embed="rId10"/>
+                    <a:blip r:embed="rId9"/>
                     <a:stretch>
                       <a:fillRect/>
                     </a:stretch>
@@ -993,7 +1888,9 @@
                       <a:off x="0" y="0"/>
                       <a:ext cx="5580000" cy="1381500"/>
                     </a:xfrm>
-                    <a:prstGeom prst="rect"/>
+                    <a:prstGeom prst="rect">
+                      <a:avLst/>
+                    </a:prstGeom>
                   </pic:spPr>
                 </pic:pic>
               </a:graphicData>
@@ -1005,7 +1902,6 @@
     <w:p>
       <w:pPr>
         <w:spacing w:after="160"/>
-        <w:ind w:firstLine="0"/>
         <w:jc w:val="center"/>
       </w:pPr>
       <w:r>
@@ -1013,23 +1909,54 @@
           <w:color w:val="404040"/>
           <w:sz w:val="20"/>
         </w:rPr>
-        <w:t>設定「日期 起」並於「操作類型」選「廢止」，清單只列出符合的廢止紀錄，備註欄為廢止原因</w:t>
+        <w:t>設定「日期</w:t>
+      </w:r>
+      <w:r>
+        <w:rPr>
+          <w:color w:val="404040"/>
+          <w:sz w:val="20"/>
+        </w:rPr>
+        <w:t xml:space="preserve"> </w:t>
+      </w:r>
+      <w:r>
+        <w:rPr>
+          <w:color w:val="404040"/>
+          <w:sz w:val="20"/>
+        </w:rPr>
+        <w:t>起」並於「操作類型」選「廢止」，清單只列出符合的廢止紀錄，備註欄為廢止原因</w:t>
       </w:r>
     </w:p>
     <w:p>
       <w:pPr>
         <w:pStyle w:val="2"/>
       </w:pPr>
+      <w:bookmarkStart w:id="8" w:name="_Toc243386789"/>
       <w:r>
-        <w:t>四、匯出 CSV</w:t>
+        <w:t>四、匯出</w:t>
       </w:r>
+      <w:r>
+        <w:t xml:space="preserve"> CSV</w:t>
+      </w:r>
+      <w:bookmarkEnd w:id="8"/>
     </w:p>
     <w:p>
       <w:pPr>
         <w:ind w:firstLine="482"/>
       </w:pPr>
       <w:r>
-        <w:t>按清單右上方「匯出 CSV」，系統即下載一份 CSV 檔，內容為</w:t>
+        <w:t>按清單右上方「匯出</w:t>
+      </w:r>
+      <w:r>
+        <w:t xml:space="preserve"> CSV</w:t>
+      </w:r>
+      <w:r>
+        <w:t>」，系統即下載一份</w:t>
+      </w:r>
+      <w:r>
+        <w:t xml:space="preserve"> CSV </w:t>
+      </w:r>
+      <w:r>
+        <w:t>檔，內容為</w:t>
       </w:r>
       <w:r>
         <w:rPr>
@@ -1044,26 +1971,23 @@
     <w:tbl>
       <w:tblPr>
         <w:tblStyle w:val="aff2"/>
-        <w:tblW w:type="auto" w:w="0"/>
+        <w:tblW w:w="0" w:type="auto"/>
         <w:tblLayout w:type="fixed"/>
-        <w:tblLook w:firstColumn="1" w:firstRow="1" w:lastColumn="0" w:lastRow="0" w:noHBand="0" w:noVBand="1" w:val="04A0"/>
-        <w:tblLayout w:type="fixed"/>
+        <w:tblLook w:val="04A0" w:firstRow="1" w:lastRow="0" w:firstColumn="1" w:lastColumn="0" w:noHBand="0" w:noVBand="1"/>
       </w:tblPr>
       <w:tblGrid>
-        <w:gridCol w:w="4680"/>
-        <w:gridCol w:w="4680"/>
+        <w:gridCol w:w="1285"/>
+        <w:gridCol w:w="8075"/>
       </w:tblGrid>
       <w:tr>
         <w:tc>
           <w:tcPr>
-            <w:tcW w:type="dxa" w:w="1285"/>
+            <w:tcW w:w="1285" w:type="dxa"/>
           </w:tcPr>
           <w:p>
-            <w:r>
-              <w:rPr>
-                <w:b/>
-              </w:rPr>
-            </w:r>
+            <w:pPr>
+              <w:spacing w:before="60" w:after="60"/>
+            </w:pPr>
             <w:r>
               <w:rPr>
                 <w:b/>
@@ -1074,14 +1998,12 @@
         </w:tc>
         <w:tc>
           <w:tcPr>
-            <w:tcW w:type="dxa" w:w="8075"/>
+            <w:tcW w:w="8075" w:type="dxa"/>
           </w:tcPr>
           <w:p>
-            <w:r>
-              <w:rPr>
-                <w:b/>
-              </w:rPr>
-            </w:r>
+            <w:pPr>
+              <w:spacing w:before="60" w:after="60"/>
+            </w:pPr>
             <w:r>
               <w:rPr>
                 <w:b/>
@@ -1094,10 +2016,12 @@
       <w:tr>
         <w:tc>
           <w:tcPr>
-            <w:tcW w:type="dxa" w:w="1285"/>
+            <w:tcW w:w="1285" w:type="dxa"/>
           </w:tcPr>
           <w:p>
-            <w:r/>
+            <w:pPr>
+              <w:spacing w:before="60" w:after="60"/>
+            </w:pPr>
             <w:r>
               <w:t>欄位</w:t>
             </w:r>
@@ -1105,10 +2029,12 @@
         </w:tc>
         <w:tc>
           <w:tcPr>
-            <w:tcW w:type="dxa" w:w="8075"/>
+            <w:tcW w:w="8075" w:type="dxa"/>
           </w:tcPr>
           <w:p>
-            <w:r/>
+            <w:pPr>
+              <w:spacing w:before="60" w:after="60"/>
+            </w:pPr>
             <w:r>
               <w:t>時間、申請人、核准人、操作、文件編號、文件名稱、版本號、備註</w:t>
             </w:r>
@@ -1118,10 +2044,12 @@
       <w:tr>
         <w:tc>
           <w:tcPr>
-            <w:tcW w:type="dxa" w:w="1285"/>
+            <w:tcW w:w="1285" w:type="dxa"/>
           </w:tcPr>
           <w:p>
-            <w:r/>
+            <w:pPr>
+              <w:spacing w:before="60" w:after="60"/>
+            </w:pPr>
             <w:r>
               <w:t>時間</w:t>
             </w:r>
@@ -1129,10 +2057,12 @@
         </w:tc>
         <w:tc>
           <w:tcPr>
-            <w:tcW w:type="dxa" w:w="8075"/>
+            <w:tcW w:w="8075" w:type="dxa"/>
           </w:tcPr>
           <w:p>
-            <w:r/>
+            <w:pPr>
+              <w:spacing w:before="60" w:after="60"/>
+            </w:pPr>
             <w:r>
               <w:t>以台灣時間呈現，與畫面一致</w:t>
             </w:r>
@@ -1142,10 +2072,12 @@
       <w:tr>
         <w:tc>
           <w:tcPr>
-            <w:tcW w:type="dxa" w:w="1285"/>
+            <w:tcW w:w="1285" w:type="dxa"/>
           </w:tcPr>
           <w:p>
-            <w:r/>
+            <w:pPr>
+              <w:spacing w:before="60" w:after="60"/>
+            </w:pPr>
             <w:r>
               <w:t>開啟方式</w:t>
             </w:r>
@@ -1153,12 +2085,20 @@
         </w:tc>
         <w:tc>
           <w:tcPr>
-            <w:tcW w:type="dxa" w:w="8075"/>
+            <w:tcW w:w="8075" w:type="dxa"/>
           </w:tcPr>
           <w:p>
-            <w:r/>
+            <w:pPr>
+              <w:spacing w:before="60" w:after="60"/>
+            </w:pPr>
             <w:r>
-              <w:t>可直接以 Excel 開啟，中文不會變成亂碼</w:t>
+              <w:t>可直接以</w:t>
+            </w:r>
+            <w:r>
+              <w:t xml:space="preserve"> Excel </w:t>
+            </w:r>
+            <w:r>
+              <w:t>開啟，中文不會變成亂碼</w:t>
             </w:r>
           </w:p>
         </w:tc>
@@ -1169,48 +2109,62 @@
         <w:ind w:firstLine="482"/>
       </w:pPr>
       <w:r>
-        <w:t>查詢結果為 0 筆時，「匯出 CSV」無法按下。</w:t>
+        <w:t>查詢結果為</w:t>
+      </w:r>
+      <w:r>
+        <w:t xml:space="preserve"> 0 </w:t>
+      </w:r>
+      <w:r>
+        <w:t>筆時，「匯出</w:t>
+      </w:r>
+      <w:r>
+        <w:t xml:space="preserve"> CSV</w:t>
+      </w:r>
+      <w:r>
+        <w:t>」無法按下。</w:t>
       </w:r>
     </w:p>
     <w:p>
       <w:pPr>
         <w:pStyle w:val="1"/>
       </w:pPr>
+      <w:bookmarkStart w:id="9" w:name="_Toc243386790"/>
       <w:r>
+        <w:lastRenderedPageBreak/>
         <w:t>參、常見訊息與處置</w:t>
       </w:r>
+      <w:bookmarkEnd w:id="9"/>
     </w:p>
     <w:p>
       <w:pPr>
         <w:pStyle w:val="2"/>
       </w:pPr>
+      <w:bookmarkStart w:id="10" w:name="_Toc243386791"/>
       <w:r>
         <w:t>一、其他情況</w:t>
       </w:r>
+      <w:bookmarkEnd w:id="10"/>
     </w:p>
     <w:tbl>
       <w:tblPr>
         <w:tblStyle w:val="aff2"/>
-        <w:tblW w:type="auto" w:w="0"/>
+        <w:tblW w:w="0" w:type="auto"/>
         <w:tblLayout w:type="fixed"/>
-        <w:tblLook w:firstColumn="1" w:firstRow="1" w:lastColumn="0" w:lastRow="0" w:noHBand="0" w:noVBand="1" w:val="04A0"/>
-        <w:tblLayout w:type="fixed"/>
+        <w:tblLook w:val="04A0" w:firstRow="1" w:lastRow="0" w:firstColumn="1" w:lastColumn="0" w:noHBand="0" w:noVBand="1"/>
       </w:tblPr>
       <w:tblGrid>
-        <w:gridCol w:w="4680"/>
-        <w:gridCol w:w="4680"/>
+        <w:gridCol w:w="3452"/>
+        <w:gridCol w:w="5908"/>
       </w:tblGrid>
       <w:tr>
         <w:tc>
           <w:tcPr>
-            <w:tcW w:type="dxa" w:w="3452"/>
+            <w:tcW w:w="3452" w:type="dxa"/>
           </w:tcPr>
           <w:p>
-            <w:r>
-              <w:rPr>
-                <w:b/>
-              </w:rPr>
-            </w:r>
+            <w:pPr>
+              <w:spacing w:before="60" w:after="60"/>
+            </w:pPr>
             <w:r>
               <w:rPr>
                 <w:b/>
@@ -1221,14 +2175,12 @@
         </w:tc>
         <w:tc>
           <w:tcPr>
-            <w:tcW w:type="dxa" w:w="5908"/>
+            <w:tcW w:w="5908" w:type="dxa"/>
           </w:tcPr>
           <w:p>
-            <w:r>
-              <w:rPr>
-                <w:b/>
-              </w:rPr>
-            </w:r>
+            <w:pPr>
+              <w:spacing w:before="60" w:after="60"/>
+            </w:pPr>
             <w:r>
               <w:rPr>
                 <w:b/>
@@ -1241,10 +2193,12 @@
       <w:tr>
         <w:tc>
           <w:tcPr>
-            <w:tcW w:type="dxa" w:w="3452"/>
+            <w:tcW w:w="3452" w:type="dxa"/>
           </w:tcPr>
           <w:p>
-            <w:r/>
+            <w:pPr>
+              <w:spacing w:before="60" w:after="60"/>
+            </w:pPr>
             <w:r>
               <w:t>「查無符合條件之變更紀錄。」</w:t>
             </w:r>
@@ -1252,10 +2206,12 @@
         </w:tc>
         <w:tc>
           <w:tcPr>
-            <w:tcW w:type="dxa" w:w="5908"/>
+            <w:tcW w:w="5908" w:type="dxa"/>
           </w:tcPr>
           <w:p>
-            <w:r/>
+            <w:pPr>
+              <w:spacing w:before="60" w:after="60"/>
+            </w:pPr>
             <w:r>
               <w:t>沒有同時符合全部條件的紀錄。請減少條件，或改輸入較短的姓名或帳號</w:t>
             </w:r>
@@ -1265,10 +2221,12 @@
       <w:tr>
         <w:tc>
           <w:tcPr>
-            <w:tcW w:type="dxa" w:w="3452"/>
+            <w:tcW w:w="3452" w:type="dxa"/>
           </w:tcPr>
           <w:p>
-            <w:r/>
+            <w:pPr>
+              <w:spacing w:before="60" w:after="60"/>
+            </w:pPr>
             <w:r>
               <w:t>確定某份文件已送審，卻查不到</w:t>
             </w:r>
@@ -1276,12 +2234,20 @@
         </w:tc>
         <w:tc>
           <w:tcPr>
-            <w:tcW w:type="dxa" w:w="5908"/>
+            <w:tcW w:w="5908" w:type="dxa"/>
           </w:tcPr>
           <w:p>
-            <w:r/>
+            <w:pPr>
+              <w:spacing w:before="60" w:after="60"/>
+            </w:pPr>
             <w:r>
-              <w:t>送審須經 DM02 簽核中心核准後才會寫入紀錄；送審中、被退回或已撤回的送審不列入本作業</w:t>
+              <w:t>送審須經</w:t>
+            </w:r>
+            <w:r>
+              <w:t xml:space="preserve"> DM02 </w:t>
+            </w:r>
+            <w:r>
+              <w:t>簽核中心核准後才會寫入紀錄；送審中、被退回或已撤回的送審不列入本作業</w:t>
             </w:r>
           </w:p>
         </w:tc>
@@ -1289,10 +2255,12 @@
       <w:tr>
         <w:tc>
           <w:tcPr>
-            <w:tcW w:type="dxa" w:w="3452"/>
+            <w:tcW w:w="3452" w:type="dxa"/>
           </w:tcPr>
           <w:p>
-            <w:r/>
+            <w:pPr>
+              <w:spacing w:before="60" w:after="60"/>
+            </w:pPr>
             <w:r>
               <w:t>「無權限存取此功能」</w:t>
             </w:r>
@@ -1300,19 +2268,28 @@
         </w:tc>
         <w:tc>
           <w:tcPr>
-            <w:tcW w:type="dxa" w:w="5908"/>
+            <w:tcW w:w="5908" w:type="dxa"/>
           </w:tcPr>
           <w:p>
-            <w:r/>
+            <w:pPr>
+              <w:spacing w:before="60" w:after="60"/>
+            </w:pPr>
             <w:r>
-              <w:t>本人未具文件管理的管理者角色，請洽其他管理者於 DP02 權限管理授予</w:t>
+              <w:t>本人未具文件管理的管理者角色，請洽其他管理者於</w:t>
+            </w:r>
+            <w:r>
+              <w:t xml:space="preserve"> DP02 </w:t>
+            </w:r>
+            <w:r>
+              <w:t>權限管理授予</w:t>
             </w:r>
           </w:p>
         </w:tc>
       </w:tr>
     </w:tbl>
+    <w:p/>
     <w:sectPr>
-      <w:footerReference w:type="default" r:id="rId46"/>
+      <w:footerReference w:type="default" r:id="rId10"/>
       <w:pgSz w:w="12240" w:h="15840"/>
       <w:pgMar w:top="1440" w:right="1440" w:bottom="1440" w:left="1440" w:header="720" w:footer="720" w:gutter="0"/>
       <w:pgNumType w:start="1"/>
@@ -1353,16 +2330,6 @@
   <w:p>
     <w:pPr>
       <w:pStyle w:val="a5"/>
-    </w:pPr>
-  </w:p>
-</w:ftr>
-</file>
-
-<file path=word/footer2.xml><?xml version="1.0" encoding="utf-8"?>
-<w:ftr xmlns:wpc="http://schemas.microsoft.com/office/word/2010/wordprocessingCanvas" xmlns:cx="http://schemas.microsoft.com/office/drawing/2014/chartex" xmlns:cx1="http://schemas.microsoft.com/office/drawing/2015/9/8/chartex" xmlns:cx2="http://schemas.microsoft.com/office/drawing/2015/10/21/chartex" xmlns:cx3="http://schemas.microsoft.com/office/drawing/2016/5/9/chartex" xmlns:cx4="http://schemas.microsoft.com/office/drawing/2016/5/10/chartex" xmlns:cx5="http://schemas.microsoft.com/office/drawing/2016/5/11/chartex" xmlns:cx6="http://schemas.microsoft.com/office/drawing/2016/5/12/chartex" xmlns:cx7="http://schemas.microsoft.com/office/drawing/2016/5/13/chartex" xmlns:cx8="http://schemas.microsoft.com/office/drawing/2016/5/14/chartex" xmlns:mc="http://schemas.openxmlformats.org/markup-compatibility/2006" xmlns:aink="http://schemas.microsoft.com/office/drawing/2016/ink" xmlns:am3d="http://schemas.microsoft.com/office/drawing/2017/model3d" xmlns:o="urn:schemas-microsoft-com:office:office" xmlns:r="http://schemas.openxmlformats.org/officeDocument/2006/relationships" xmlns:m="http://schemas.openxmlformats.org/officeDocument/2006/math" xmlns:v="urn:schemas-microsoft-com:vml" xmlns:wp14="http://schemas.microsoft.com/office/word/2010/wordprocessingDrawing" xmlns:wp="http://schemas.openxmlformats.org/drawingml/2006/wordprocessingDrawing" xmlns:w10="urn:schemas-microsoft-com:office:word" xmlns:w="http://schemas.openxmlformats.org/wordprocessingml/2006/main" xmlns:w14="http://schemas.microsoft.com/office/word/2010/wordml" xmlns:w15="http://schemas.microsoft.com/office/word/2012/wordml" xmlns:w16cid="http://schemas.microsoft.com/office/word/2016/wordml/cid" xmlns:w16se="http://schemas.microsoft.com/office/word/2015/wordml/symex" xmlns:wpg="http://schemas.microsoft.com/office/word/2010/wordprocessingGroup" xmlns:wpi="http://schemas.microsoft.com/office/word/2010/wordprocessingInk" xmlns:wne="http://schemas.microsoft.com/office/word/2006/wordml" xmlns:wps="http://schemas.microsoft.com/office/word/2010/wordprocessingShape" mc:Ignorable="w14 w15 w16se w16cid wp14">
-  <w:p>
-    <w:pPr>
-      <w:pStyle w:val="a5"/>
       <w:jc w:val="center"/>
     </w:pPr>
     <w:r>
@@ -1426,7 +2393,7 @@
         <w:noProof/>
         <w:sz w:val="20"/>
       </w:rPr>
-      <w:t>39</w:t>
+      <w:t>4</w:t>
     </w:r>
     <w:r>
       <w:rPr>
@@ -1483,6 +2450,64 @@
     </w:lvl>
   </w:abstractNum>
   <w:abstractNum w:abstractNumId="1" w15:restartNumberingAfterBreak="0">
+    <w:nsid w:val="211C7264"/>
+    <w:multiLevelType w:val="multilevel"/>
+    <w:tmpl w:val="90208D04"/>
+    <w:lvl w:ilvl="0">
+      <w:start w:val="1"/>
+      <w:numFmt w:val="bullet"/>
+      <w:lvlText w:val="●"/>
+      <w:lvlJc w:val="left"/>
+      <w:pPr>
+        <w:ind w:left="482" w:hanging="482"/>
+      </w:pPr>
+    </w:lvl>
+    <w:lvl w:ilvl="1">
+      <w:start w:val="1"/>
+      <w:numFmt w:val="bullet"/>
+      <w:lvlText w:val="●"/>
+      <w:lvlJc w:val="left"/>
+      <w:pPr>
+        <w:ind w:left="1440" w:hanging="480"/>
+      </w:pPr>
+    </w:lvl>
+    <w:lvl w:ilvl="2">
+      <w:numFmt w:val="decimal"/>
+      <w:lvlText w:val=""/>
+      <w:lvlJc w:val="left"/>
+    </w:lvl>
+    <w:lvl w:ilvl="3">
+      <w:numFmt w:val="decimal"/>
+      <w:lvlText w:val=""/>
+      <w:lvlJc w:val="left"/>
+    </w:lvl>
+    <w:lvl w:ilvl="4">
+      <w:numFmt w:val="decimal"/>
+      <w:lvlText w:val=""/>
+      <w:lvlJc w:val="left"/>
+    </w:lvl>
+    <w:lvl w:ilvl="5">
+      <w:numFmt w:val="decimal"/>
+      <w:lvlText w:val=""/>
+      <w:lvlJc w:val="left"/>
+    </w:lvl>
+    <w:lvl w:ilvl="6">
+      <w:numFmt w:val="decimal"/>
+      <w:lvlText w:val=""/>
+      <w:lvlJc w:val="left"/>
+    </w:lvl>
+    <w:lvl w:ilvl="7">
+      <w:numFmt w:val="decimal"/>
+      <w:lvlText w:val=""/>
+      <w:lvlJc w:val="left"/>
+    </w:lvl>
+    <w:lvl w:ilvl="8">
+      <w:numFmt w:val="decimal"/>
+      <w:lvlText w:val=""/>
+      <w:lvlJc w:val="left"/>
+    </w:lvl>
+  </w:abstractNum>
+  <w:abstractNum w:abstractNumId="2" w15:restartNumberingAfterBreak="0">
     <w:nsid w:val="7CDE1FC3"/>
     <w:multiLevelType w:val="hybridMultilevel"/>
     <w:tmpl w:val="7EACF0CE"/>
@@ -1546,17 +2571,6 @@
       <w:lvlJc w:val="left"/>
     </w:lvl>
   </w:abstractNum>
-  <w:abstractNum w:abstractNumId="900">
-    <w:lvl w:ilvl="0">
-      <w:start w:val="1"/>
-      <w:numFmt w:val="bullet"/>
-      <w:lvlText w:val="●"/>
-      <w:lvlJc w:val="left"/>
-      <w:pPr>
-        <w:ind w:left="482" w:hanging="482"/>
-      </w:pPr>
-    </w:lvl>
-  </w:abstractNum>
   <w:num w:numId="1">
     <w:abstractNumId w:val="0"/>
     <w:lvlOverride w:ilvl="0">
@@ -1576,7 +2590,7 @@
     </w:lvlOverride>
   </w:num>
   <w:num w:numId="4">
-    <w:abstractNumId w:val="1"/>
+    <w:abstractNumId w:val="2"/>
     <w:lvlOverride w:ilvl="0">
       <w:startOverride w:val="1"/>
     </w:lvlOverride>
@@ -1773,10 +2787,10 @@
       <w:startOverride w:val="1"/>
     </w:lvlOverride>
   </w:num>
+  <w:num w:numId="37">
+    <w:abstractNumId w:val="1"/>
+  </w:num>
   <w:numIdMacAtCleanup w:val="36"/>
-  <w:num w:numId="900">
-    <w:abstractNumId w:val="900"/>
-  </w:num>
 </w:numbering>
 </file>
 
@@ -13542,7 +14556,7 @@
 </file>
 
 <file path=customXml/itemProps1.xml><?xml version="1.0" encoding="utf-8"?>
-<ds:datastoreItem xmlns:ds="http://schemas.openxmlformats.org/officeDocument/2006/customXml" ds:itemID="{F5433768-CC8D-4AF3-B2C9-4B3C2D302557}">
+<ds:datastoreItem xmlns:ds="http://schemas.openxmlformats.org/officeDocument/2006/customXml" ds:itemID="{F943271C-5C68-4EE4-A2AA-5B9848B575B0}">
   <ds:schemaRefs>
     <ds:schemaRef ds:uri="http://schemas.openxmlformats.org/officeDocument/2006/bibliography"/>
   </ds:schemaRefs>
